--- a/backend/legal_docs/15-refund-returns-policy.docx
+++ b/backend/legal_docs/15-refund-returns-policy.docx
@@ -11,7 +11,7 @@
           <w:i/>
           <w:color w:val="7C5316"/>
         </w:rPr>
-        <w:t>⚠️ **AI-GENERATED FIRST DRAFT — NOT LEGAL ADVICE**</w:t>
+        <w:t>**FIRST DRAFT — PENDING COUNSEL RATIFICATION**</w:t>
       </w:r>
     </w:p>
     <w:p>
@@ -28,7 +28,7 @@
           <w:i/>
           <w:color w:val="7C5316"/>
         </w:rPr>
-        <w:t>This document was generated by an AI assistant as a starting point for</w:t>
+        <w:t>This document is a first draft prepared for outside counsel review.</w:t>
       </w:r>
     </w:p>
     <w:p>
@@ -40,7 +40,7 @@
           <w:i/>
           <w:color w:val="7C5316"/>
         </w:rPr>
-        <w:t>outside counsel. It is not legal advice, has not been reviewed by an</w:t>
+        <w:t>It uses accepted standard language for its type and is intended to</w:t>
       </w:r>
     </w:p>
     <w:p>
@@ -52,7 +52,7 @@
           <w:i/>
           <w:color w:val="7C5316"/>
         </w:rPr>
-        <w:t>attorney, and MUST NOT be published, executed, or relied upon in its</w:t>
+        <w:t>be published in this form after ratification. Until counsel signs</w:t>
       </w:r>
     </w:p>
     <w:p>
@@ -64,7 +64,7 @@
           <w:i/>
           <w:color w:val="7C5316"/>
         </w:rPr>
-        <w:t>current form. Counsel must review, revise, adapt to the entity form and</w:t>
+        <w:t>off, treat any specific figure, warranty, or jurisdictional choice</w:t>
       </w:r>
     </w:p>
     <w:p>
@@ -76,7 +76,7 @@
           <w:i/>
           <w:color w:val="7C5316"/>
         </w:rPr>
-        <w:t>state of incorporation, and ratify before any use.</w:t>
+        <w:t>as tentative.</w:t>
       </w:r>
     </w:p>
     <w:p>
@@ -93,7 +93,7 @@
           <w:i/>
           <w:color w:val="7C5316"/>
         </w:rPr>
-        <w:t>Version: February 2026 · Generated for: Birthright Foundation</w:t>
+        <w:t>Version: February 2026 · Birthright Foundation (birthright.live) ·</w:t>
       </w:r>
     </w:p>
     <w:p>
@@ -105,7 +105,7 @@
           <w:i/>
           <w:color w:val="7C5316"/>
         </w:rPr>
-        <w:t>(birthright.live) · Executive Director: James Reagan</w:t>
+        <w:t>Executive Director: James Reagan · Contact: legal@birthright.live</w:t>
       </w:r>
     </w:p>
     <w:p>
@@ -113,7 +113,18 @@
         <w:pStyle w:val="Heading1"/>
       </w:pPr>
       <w:r>
-        <w:t>Refund &amp; Returns Policy (Draft)</w:t>
+        <w:t>Refund &amp; Returns Policy</w:t>
+      </w:r>
+    </w:p>
+    <w:p>
+      <w:r>
+        <w:rPr>
+          <w:b/>
+        </w:rPr>
+        <w:t>Effective date:</w:t>
+      </w:r>
+      <w:r>
+        <w:t xml:space="preserve"> February 2026.</w:t>
       </w:r>
     </w:p>
     <w:p>
@@ -121,7 +132,7 @@
         <w:pStyle w:val="Heading2"/>
       </w:pPr>
       <w:r>
-        <w:t>1. Products</w:t>
+        <w:t>1. Products (Physical Goods)</w:t>
       </w:r>
     </w:p>
     <w:p>
@@ -132,20 +143,34 @@
         <w:rPr>
           <w:b/>
         </w:rPr>
-        <w:t>Standard-fulfillment products</w:t>
+        <w:t>Made-to-order / print-on-demand</w:t>
       </w:r>
       <w:r>
-        <w:t xml:space="preserve"> (Printful, Lulu): returnable within</w:t>
+        <w:t xml:space="preserve"> (most journals, apparel, mugs,</w:t>
       </w:r>
     </w:p>
     <w:p>
       <w:r>
-        <w:t>30 days of delivery in unused condition. Return shipping paid by buyer</w:t>
+        <w:t xml:space="preserve">patches): non-returnable except for </w:t>
+      </w:r>
+      <w:r>
+        <w:rPr>
+          <w:b/>
+        </w:rPr>
+        <w:t>defect or damage</w:t>
+      </w:r>
+      <w:r>
+        <w:t>.</w:t>
       </w:r>
     </w:p>
     <w:p>
       <w:r>
-        <w:t>unless the item arrives defective.</w:t>
+        <w:t>Contact us within 14 days of delivery with photos and we will</w:t>
+      </w:r>
+    </w:p>
+    <w:p>
+      <w:r>
+        <w:t>reprint or refund.</w:t>
       </w:r>
     </w:p>
     <w:p>
@@ -156,39 +181,20 @@
         <w:rPr>
           <w:b/>
         </w:rPr>
-        <w:t>Vendor-partner products</w:t>
+        <w:t>Stocked goods</w:t>
       </w:r>
       <w:r>
-        <w:t xml:space="preserve"> (e.g., 7C's Farmstead leather patches):</w:t>
+        <w:t>: 30-day return for any reason if unused and in</w:t>
       </w:r>
     </w:p>
     <w:p>
       <w:r>
-        <w:t>returnable within 30 days for defect only. Custom or personalized</w:t>
+        <w:t>original packaging. Buyer pays return shipping unless the return</w:t>
       </w:r>
     </w:p>
     <w:p>
       <w:r>
-        <w:t>items are non-returnable except in case of defect or shipment error.</w:t>
-      </w:r>
-    </w:p>
-    <w:p>
-      <w:pPr>
-        <w:pStyle w:val="ListBullet"/>
-      </w:pPr>
-      <w:r>
-        <w:rPr>
-          <w:b/>
-        </w:rPr>
-        <w:t>Gallery artwork</w:t>
-      </w:r>
-      <w:r>
-        <w:t>: returnable within 14 days of delivery. Buyer pays</w:t>
-      </w:r>
-    </w:p>
-    <w:p>
-      <w:r>
-        <w:t>return shipping and insurance.</w:t>
+        <w:t>is due to our error.</w:t>
       </w:r>
     </w:p>
     <w:p>
@@ -200,18 +206,63 @@
       </w:r>
     </w:p>
     <w:p>
+      <w:pPr>
+        <w:pStyle w:val="ListBullet"/>
+      </w:pPr>
       <w:r>
-        <w:t>Full refund available up to 48 hours before the session start time. No</w:t>
+        <w:rPr>
+          <w:b/>
+        </w:rPr>
+        <w:t>≥ 7 days before start:</w:t>
+      </w:r>
+      <w:r>
+        <w:t xml:space="preserve"> full refund or transfer to a later</w:t>
       </w:r>
     </w:p>
     <w:p>
       <w:r>
-        <w:t>refund within 48 hours except in cases of documented emergency. Recorded</w:t>
+        <w:t>cohort.</w:t>
+      </w:r>
+    </w:p>
+    <w:p>
+      <w:pPr>
+        <w:pStyle w:val="ListBullet"/>
+      </w:pPr>
+      <w:r>
+        <w:rPr>
+          <w:b/>
+        </w:rPr>
+        <w:t>&lt; 7 days before start:</w:t>
+      </w:r>
+      <w:r>
+        <w:t xml:space="preserve"> 50% refund or full transfer.</w:t>
+      </w:r>
+    </w:p>
+    <w:p>
+      <w:pPr>
+        <w:pStyle w:val="ListBullet"/>
+      </w:pPr>
+      <w:r>
+        <w:rPr>
+          <w:b/>
+        </w:rPr>
+        <w:t>After start:</w:t>
+      </w:r>
+      <w:r>
+        <w:t xml:space="preserve"> no refund; transfer at our discretion.</w:t>
+      </w:r>
+    </w:p>
+    <w:p>
+      <w:pPr>
+        <w:pStyle w:val="ListBullet"/>
+      </w:pPr>
+      <w:r>
+        <w:t>Scholarship and access-tier seats are non-refundable but</w:t>
       </w:r>
     </w:p>
     <w:p>
       <w:r>
-        <w:t>sessions are non-refundable once accessed.</w:t>
+        <w:t>cancellable without penalty on ≥ 7 days notice.</w:t>
       </w:r>
     </w:p>
     <w:p>
@@ -219,17 +270,17 @@
         <w:pStyle w:val="Heading2"/>
       </w:pPr>
       <w:r>
-        <w:t>3. Subscriptions &amp; Sponsorships</w:t>
+        <w:t>3. Subscriptions</w:t>
       </w:r>
     </w:p>
     <w:p>
       <w:r>
-        <w:t>Cancellation is prospective. Already-paid periods are not refunded except</w:t>
+        <w:t>Cancel anytime from your dashboard. Cancellation is prospective;</w:t>
       </w:r>
     </w:p>
     <w:p>
       <w:r>
-        <w:t>where required by law.</w:t>
+        <w:t>already-paid periods are non-refundable unless required by law.</w:t>
       </w:r>
     </w:p>
     <w:p>
@@ -237,12 +288,17 @@
         <w:pStyle w:val="Heading2"/>
       </w:pPr>
       <w:r>
-        <w:t>4. AI Wallet</w:t>
+        <w:t>4. AI Wallet Credits</w:t>
       </w:r>
     </w:p>
     <w:p>
       <w:r>
-        <w:t>Prepaid AI credits are non-refundable and non-transferable.</w:t>
+        <w:t>Prepaid credits are non-refundable once consumed. Unused credits are</w:t>
+      </w:r>
+    </w:p>
+    <w:p>
+      <w:r>
+        <w:t>refundable on request within 30 days of purchase.</w:t>
       </w:r>
     </w:p>
     <w:p>
@@ -250,17 +306,27 @@
         <w:pStyle w:val="Heading2"/>
       </w:pPr>
       <w:r>
-        <w:t>5. Donations</w:t>
+        <w:t>5. Sponsorships &amp; Donations</w:t>
       </w:r>
     </w:p>
     <w:p>
       <w:r>
-        <w:t>Donations are generally non-refundable. We will consider requests within</w:t>
+        <w:t>Sponsorship payments are non-refundable except where a campaign is</w:t>
       </w:r>
     </w:p>
     <w:p>
       <w:r>
-        <w:t>30 days of the gift in exceptional circumstances.</w:t>
+        <w:t>cancelled by Birthright before start (in which case unspent Sponsor</w:t>
+      </w:r>
+    </w:p>
+    <w:p>
+      <w:r>
+        <w:t>funds are refunded). Donations are non-refundable except for</w:t>
+      </w:r>
+    </w:p>
+    <w:p>
+      <w:r>
+        <w:t>manifest error.</w:t>
       </w:r>
     </w:p>
     <w:p>
@@ -268,17 +334,22 @@
         <w:pStyle w:val="Heading2"/>
       </w:pPr>
       <w:r>
-        <w:t>6. How to Request</w:t>
+        <w:t>6. EU / UK Consumers</w:t>
       </w:r>
     </w:p>
     <w:p>
       <w:r>
-        <w:t>Email hello@birthright.live with your order ID and reason. We respond</w:t>
+        <w:t>The 14-day right of withdrawal applies to distance sales of goods</w:t>
       </w:r>
     </w:p>
     <w:p>
       <w:r>
-        <w:t>within 3 business days.</w:t>
+        <w:t>and most digital services, subject to the exceptions in Article 16</w:t>
+      </w:r>
+    </w:p>
+    <w:p>
+      <w:r>
+        <w:t>of the EU Consumer Rights Directive.</w:t>
       </w:r>
     </w:p>
     <w:p>
@@ -286,33 +357,28 @@
         <w:pStyle w:val="Heading2"/>
       </w:pPr>
       <w:r>
-        <w:t>7. Refund Cascades</w:t>
+        <w:t>7. How to Request</w:t>
       </w:r>
     </w:p>
     <w:p>
       <w:r>
-        <w:t>When a refund is issued on a Partner-attributed sale, the corresponding</w:t>
+        <w:t>Email support@birthright.live with your order number. We aim to</w:t>
       </w:r>
     </w:p>
     <w:p>
       <w:r>
-        <w:t>partner commission is clawed back per the Partner agreements.</w:t>
+        <w:t>process refunds within 5 business days of approval.</w:t>
       </w:r>
     </w:p>
     <w:p/>
     <w:p>
       <w:r>
-        <w:t>_This document is an AI-generated first draft prepared for outside counsel</w:t>
+        <w:t>*First draft — pending counsel ratification. Comments to</w:t>
       </w:r>
     </w:p>
     <w:p>
       <w:r>
-        <w:t>review. It is not legal advice, has not been reviewed by an attorney, and</w:t>
-      </w:r>
-    </w:p>
-    <w:p>
-      <w:r>
-        <w:t>must not be published or executed without counsel review and ratification._</w:t>
+        <w:t>legal@birthright.live.*</w:t>
       </w:r>
     </w:p>
     <w:p/>
@@ -326,17 +392,12 @@
     </w:p>
     <w:p>
       <w:r>
-        <w:t>This document was drafted with EU / UK regulatory alignment in mind. Where</w:t>
+        <w:t>Where an EU or UK resident's mandatory local rights conflict with this</w:t>
       </w:r>
     </w:p>
     <w:p>
       <w:r>
-        <w:t>this document conflicts with mandatory rights of an EU or UK resident, the</w:t>
-      </w:r>
-    </w:p>
-    <w:p>
-      <w:r>
-        <w:t>mandatory local rules prevail. In particular:</w:t>
+        <w:t>document, the local rules prevail. Key points:</w:t>
       </w:r>
     </w:p>
     <w:p>
@@ -347,30 +408,34 @@
         <w:rPr>
           <w:b/>
         </w:rPr>
-        <w:t>GDPR (EU) 2016/679 and UK GDPR</w:t>
+        <w:t>GDPR (EU) 2016/679</w:t>
       </w:r>
       <w:r>
-        <w:t xml:space="preserve"> apply to processing of personal data</w:t>
+        <w:t xml:space="preserve"> and </w:t>
+      </w:r>
+      <w:r>
+        <w:rPr>
+          <w:b/>
+        </w:rPr>
+        <w:t>UK GDPR</w:t>
+      </w:r>
+      <w:r>
+        <w:t xml:space="preserve"> govern personal-data</w:t>
       </w:r>
     </w:p>
     <w:p>
       <w:r>
-        <w:t>of individuals in the EEA and UK. Where Birthright is the controller,</w:t>
+        <w:t>processing. Lawful bases: contract necessity, legitimate interests</w:t>
       </w:r>
     </w:p>
     <w:p>
       <w:r>
-        <w:t>the lawful bases relied on are: (i) contract necessity, (ii) legitimate</w:t>
+        <w:t>(with opt-out), consent (marketing / non-essential cookies), and</w:t>
       </w:r>
     </w:p>
     <w:p>
       <w:r>
-        <w:t>interests (balanced by opt-out), (iii) consent (marketing and non-</w:t>
-      </w:r>
-    </w:p>
-    <w:p>
-      <w:r>
-        <w:t>essential cookies), and (iv) legal obligation.</w:t>
+        <w:t>legal obligation.</w:t>
       </w:r>
     </w:p>
     <w:p>
@@ -381,15 +446,15 @@
         <w:rPr>
           <w:b/>
         </w:rPr>
-        <w:t>ePrivacy Directive (2002/58/EC as amended)</w:t>
+        <w:t>ePrivacy Directive (2002/58/EC)</w:t>
       </w:r>
       <w:r>
-        <w:t xml:space="preserve"> applies to cookies and</w:t>
+        <w:t xml:space="preserve"> — non-essential cookies require</w:t>
       </w:r>
     </w:p>
     <w:p>
       <w:r>
-        <w:t>similar tracking. Non-essential cookies require prior opt-in consent.</w:t>
+        <w:t>prior opt-in consent (see our Cookie Notice).</w:t>
       </w:r>
     </w:p>
     <w:p>
@@ -400,25 +465,25 @@
         <w:rPr>
           <w:b/>
         </w:rPr>
-        <w:t>EU Consumer Rights Directive (2011/83/EU)</w:t>
+        <w:t>Consumer Rights Directive (2011/83/EU)</w:t>
       </w:r>
       <w:r>
-        <w:t xml:space="preserve"> — EU/UK consumers have</w:t>
+        <w:t xml:space="preserve"> — 14-day right of</w:t>
       </w:r>
     </w:p>
     <w:p>
       <w:r>
-        <w:t>a 14-day right of withdrawal on distance sales of goods and most</w:t>
+        <w:t>withdrawal on distance sales of goods and most digital services.</w:t>
       </w:r>
     </w:p>
     <w:p>
       <w:r>
-        <w:t>digital services. Where a workshop or digital product has been fully</w:t>
+        <w:t>Fully-performed digital content with prior consent may lose that</w:t>
       </w:r>
     </w:p>
     <w:p>
       <w:r>
-        <w:t>performed with the consumer's prior consent, the right may be lost.</w:t>
+        <w:t>right.</w:t>
       </w:r>
     </w:p>
     <w:p>
@@ -429,25 +494,20 @@
         <w:rPr>
           <w:b/>
         </w:rPr>
-        <w:t>Digital Services Act (Regulation 2022/2065)</w:t>
+        <w:t>Digital Services Act (Reg. 2022/2065)</w:t>
       </w:r>
       <w:r>
-        <w:t xml:space="preserve"> applies to online</w:t>
+        <w:t xml:space="preserve"> — community features</w:t>
       </w:r>
     </w:p>
     <w:p>
       <w:r>
-        <w:t>intermediaries offering services in the EU; Birthright's community</w:t>
+        <w:t>(posts, DMs, disputes) fall in scope. Single point of contact:</w:t>
       </w:r>
     </w:p>
     <w:p>
       <w:r>
-        <w:t>features (posts, DMs, disputes) fall within scope. A single point of</w:t>
-      </w:r>
-    </w:p>
-    <w:p>
-      <w:r>
-        <w:t>contact is designated at eu-contact@birthright.live.</w:t>
+        <w:t>eu-contact@birthright.live.</w:t>
       </w:r>
     </w:p>
     <w:p>
@@ -458,78 +518,15 @@
         <w:rPr>
           <w:b/>
         </w:rPr>
-        <w:t>EU AI Act (Regulation 2024/1689)</w:t>
+        <w:t>Cross-border transfers</w:t>
       </w:r>
       <w:r>
-        <w:t xml:space="preserve"> applies to providers and deployers</w:t>
+        <w:t xml:space="preserve"> — EU SCCs (2021/914) + UK IDTA with a</w:t>
       </w:r>
     </w:p>
     <w:p>
       <w:r>
-        <w:t>of AI systems affecting EU users. Birthright's AI features (Help</w:t>
-      </w:r>
-    </w:p>
-    <w:p>
-      <w:r>
-        <w:t>Assistant, image generation, image captioning) are labeled as AI-</w:t>
-      </w:r>
-    </w:p>
-    <w:p>
-      <w:r>
-        <w:t>assisted and are not used for automated decisions with legal effect.</w:t>
-      </w:r>
-    </w:p>
-    <w:p>
-      <w:pPr>
-        <w:pStyle w:val="ListBullet"/>
-      </w:pPr>
-      <w:r>
-        <w:rPr>
-          <w:b/>
-        </w:rPr>
-        <w:t>Data transfers out of the EEA/UK/CH</w:t>
-      </w:r>
-      <w:r>
-        <w:t xml:space="preserve"> rely on the EU Standard</w:t>
-      </w:r>
-    </w:p>
-    <w:p>
-      <w:r>
-        <w:t>Contractual Clauses (2021/914) and the UK International Data Transfer</w:t>
-      </w:r>
-    </w:p>
-    <w:p>
-      <w:r>
-        <w:t>Addendum, with a transfer-impact assessment on file for each sub-</w:t>
-      </w:r>
-    </w:p>
-    <w:p>
-      <w:r>
-        <w:t>processor.</w:t>
-      </w:r>
-    </w:p>
-    <w:p>
-      <w:pPr>
-        <w:pStyle w:val="ListBullet"/>
-      </w:pPr>
-      <w:r>
-        <w:rPr>
-          <w:b/>
-        </w:rPr>
-        <w:t>Data Protection Officer (DPO)</w:t>
-      </w:r>
-      <w:r>
-        <w:t xml:space="preserve"> — Birthright will designate a DPO</w:t>
-      </w:r>
-    </w:p>
-    <w:p>
-      <w:r>
-        <w:t>once threshold criteria under GDPR Art. 37 are met. Contact:</w:t>
-      </w:r>
-    </w:p>
-    <w:p>
-      <w:r>
-        <w:t>dpo@birthright.live.</w:t>
+        <w:t>transfer-impact assessment per sub-processor.</w:t>
       </w:r>
     </w:p>
     <w:p>
@@ -543,26 +540,12 @@
         <w:t>DSAR window</w:t>
       </w:r>
       <w:r>
-        <w:t xml:space="preserve"> — subject access, rectification, erasure, portability,</w:t>
+        <w:t xml:space="preserve"> — 30 days (extendable to 90) at</w:t>
       </w:r>
     </w:p>
     <w:p>
       <w:r>
-        <w:t xml:space="preserve">and objection requests are responded to within </w:t>
-      </w:r>
-      <w:r>
-        <w:rPr>
-          <w:b/>
-        </w:rPr>
-        <w:t>30 days</w:t>
-      </w:r>
-      <w:r>
-        <w:t xml:space="preserve"> (extendable</w:t>
-      </w:r>
-    </w:p>
-    <w:p>
-      <w:r>
-        <w:t>by 60 days for complex requests) at privacy@birthright.live.</w:t>
+        <w:t>privacy@birthright.live.</w:t>
       </w:r>
     </w:p>
     <w:p>
@@ -576,29 +559,25 @@
         <w:t>Supervisory authority</w:t>
       </w:r>
       <w:r>
-        <w:t xml:space="preserve"> — EU/UK residents may lodge a complaint with</w:t>
+        <w:t xml:space="preserve"> — EU: your national DPA</w:t>
       </w:r>
     </w:p>
     <w:p>
       <w:r>
-        <w:t>their local supervisory authority; a list is available at</w:t>
+        <w:t>(</w:t>
       </w:r>
-    </w:p>
-    <w:p>
       <w:hyperlink r:id="rId9">
         <w:r>
           <w:rPr>
             <w:color w:val="0563C1"/>
             <w:u w:val="single"/>
           </w:rPr>
-          <w:t xml:space="preserve">https://edpb.europa.eu/about-edpb/about-edpb/members_en</w:t>
+          <w:t xml:space="preserve">https://edpb.europa.eu</w:t>
         </w:r>
       </w:hyperlink>
       <w:r>
-        <w:t xml:space="preserve"> (EU) and</w:t>
+        <w:t>). UK: ICO (</w:t>
       </w:r>
-    </w:p>
-    <w:p>
       <w:hyperlink r:id="rId10">
         <w:r>
           <w:rPr>
@@ -609,31 +588,7 @@
         </w:r>
       </w:hyperlink>
       <w:r>
-        <w:t xml:space="preserve"> (UK).</w:t>
-      </w:r>
-    </w:p>
-    <w:p>
-      <w:pPr>
-        <w:pStyle w:val="ListBullet"/>
-      </w:pPr>
-      <w:r>
-        <w:rPr>
-          <w:b/>
-        </w:rPr>
-        <w:t>VAT</w:t>
-      </w:r>
-      <w:r>
-        <w:t xml:space="preserve"> — Where Birthright's EU B2C digital-service or goods sales</w:t>
-      </w:r>
-    </w:p>
-    <w:p>
-      <w:r>
-        <w:t>cross applicable thresholds, VAT registration (One-Stop-Shop or</w:t>
-      </w:r>
-    </w:p>
-    <w:p>
-      <w:r>
-        <w:t>country-by-country) will be completed.</w:t>
+        <w:t>).</w:t>
       </w:r>
     </w:p>
     <w:sectPr>

--- a/backend/legal_docs/15-refund-returns-policy.docx
+++ b/backend/legal_docs/15-refund-returns-policy.docx
@@ -146,12 +146,7 @@
         <w:t>Made-to-order / print-on-demand</w:t>
       </w:r>
       <w:r>
-        <w:t xml:space="preserve"> (most journals, apparel, mugs,</w:t>
-      </w:r>
-    </w:p>
-    <w:p>
-      <w:r>
-        <w:t xml:space="preserve">patches): non-returnable except for </w:t>
+        <w:t xml:space="preserve"> (most journals, apparel, mugs, patches): non-returnable except for </w:t>
       </w:r>
       <w:r>
         <w:rPr>
@@ -160,17 +155,7 @@
         <w:t>defect or damage</w:t>
       </w:r>
       <w:r>
-        <w:t>.</w:t>
-      </w:r>
-    </w:p>
-    <w:p>
-      <w:r>
-        <w:t>Contact us within 14 days of delivery with photos and we will</w:t>
-      </w:r>
-    </w:p>
-    <w:p>
-      <w:r>
-        <w:t>reprint or refund.</w:t>
+        <w:t>. Contact us within 14 days of delivery with photos and we will reprint or refund.</w:t>
       </w:r>
     </w:p>
     <w:p>
@@ -184,17 +169,7 @@
         <w:t>Stocked goods</w:t>
       </w:r>
       <w:r>
-        <w:t>: 30-day return for any reason if unused and in</w:t>
-      </w:r>
-    </w:p>
-    <w:p>
-      <w:r>
-        <w:t>original packaging. Buyer pays return shipping unless the return</w:t>
-      </w:r>
-    </w:p>
-    <w:p>
-      <w:r>
-        <w:t>is due to our error.</w:t>
+        <w:t>: 30-day return for any reason if unused and in original packaging. Buyer pays return shipping unless the return is due to our error.</w:t>
       </w:r>
     </w:p>
     <w:p>
@@ -216,12 +191,7 @@
         <w:t>≥ 7 days before start:</w:t>
       </w:r>
       <w:r>
-        <w:t xml:space="preserve"> full refund or transfer to a later</w:t>
-      </w:r>
-    </w:p>
-    <w:p>
-      <w:r>
-        <w:t>cohort.</w:t>
+        <w:t xml:space="preserve"> full refund or transfer to a later cohort.</w:t>
       </w:r>
     </w:p>
     <w:p>
@@ -257,12 +227,7 @@
         <w:pStyle w:val="ListBullet"/>
       </w:pPr>
       <w:r>
-        <w:t>Scholarship and access-tier seats are non-refundable but</w:t>
-      </w:r>
-    </w:p>
-    <w:p>
-      <w:r>
-        <w:t>cancellable without penalty on ≥ 7 days notice.</w:t>
+        <w:t>Scholarship and access-tier seats are non-refundable but cancellable without penalty on ≥ 7 days notice.</w:t>
       </w:r>
     </w:p>
     <w:p>
@@ -275,12 +240,7 @@
     </w:p>
     <w:p>
       <w:r>
-        <w:t>Cancel anytime from your dashboard. Cancellation is prospective;</w:t>
-      </w:r>
-    </w:p>
-    <w:p>
-      <w:r>
-        <w:t>already-paid periods are non-refundable unless required by law.</w:t>
+        <w:t>Cancel anytime from your dashboard. Cancellation is prospective; already-paid periods are non-refundable unless required by law.</w:t>
       </w:r>
     </w:p>
     <w:p>
@@ -293,12 +253,7 @@
     </w:p>
     <w:p>
       <w:r>
-        <w:t>Prepaid credits are non-refundable once consumed. Unused credits are</w:t>
-      </w:r>
-    </w:p>
-    <w:p>
-      <w:r>
-        <w:t>refundable on request within 30 days of purchase.</w:t>
+        <w:t>Prepaid credits are non-refundable once consumed. Unused credits are refundable on request within 30 days of purchase.</w:t>
       </w:r>
     </w:p>
     <w:p>
@@ -311,22 +266,7 @@
     </w:p>
     <w:p>
       <w:r>
-        <w:t>Sponsorship payments are non-refundable except where a campaign is</w:t>
-      </w:r>
-    </w:p>
-    <w:p>
-      <w:r>
-        <w:t>cancelled by Birthright before start (in which case unspent Sponsor</w:t>
-      </w:r>
-    </w:p>
-    <w:p>
-      <w:r>
-        <w:t>funds are refunded). Donations are non-refundable except for</w:t>
-      </w:r>
-    </w:p>
-    <w:p>
-      <w:r>
-        <w:t>manifest error.</w:t>
+        <w:t>Sponsorship payments are non-refundable except where a campaign is cancelled by Birthright before start (in which case unspent Sponsor funds are refunded). Donations are non-refundable except for manifest error.</w:t>
       </w:r>
     </w:p>
     <w:p>
@@ -339,17 +279,7 @@
     </w:p>
     <w:p>
       <w:r>
-        <w:t>The 14-day right of withdrawal applies to distance sales of goods</w:t>
-      </w:r>
-    </w:p>
-    <w:p>
-      <w:r>
-        <w:t>and most digital services, subject to the exceptions in Article 16</w:t>
-      </w:r>
-    </w:p>
-    <w:p>
-      <w:r>
-        <w:t>of the EU Consumer Rights Directive.</w:t>
+        <w:t>The 14-day right of withdrawal applies to distance sales of goods and most digital services, subject to the exceptions in Article 16 of the EU Consumer Rights Directive.</w:t>
       </w:r>
     </w:p>
     <w:p>
@@ -362,23 +292,13 @@
     </w:p>
     <w:p>
       <w:r>
-        <w:t>Email support@birthright.live with your order number. We aim to</w:t>
-      </w:r>
-    </w:p>
-    <w:p>
-      <w:r>
-        <w:t>process refunds within 5 business days of approval.</w:t>
+        <w:t>Email support@birthright.live with your order number. We aim to process refunds within 5 business days of approval.</w:t>
       </w:r>
     </w:p>
     <w:p/>
     <w:p>
       <w:r>
-        <w:t>*First draft — pending counsel ratification. Comments to</w:t>
-      </w:r>
-    </w:p>
-    <w:p>
-      <w:r>
-        <w:t>legal@birthright.live.*</w:t>
+        <w:t>*First draft — pending counsel ratification. Comments to legal@birthright.live.*</w:t>
       </w:r>
     </w:p>
     <w:p/>
@@ -392,12 +312,7 @@
     </w:p>
     <w:p>
       <w:r>
-        <w:t>Where an EU or UK resident's mandatory local rights conflict with this</w:t>
-      </w:r>
-    </w:p>
-    <w:p>
-      <w:r>
-        <w:t>document, the local rules prevail. Key points:</w:t>
+        <w:t>Where an EU or UK resident's mandatory local rights conflict with this document, the local rules prevail. Key points:</w:t>
       </w:r>
     </w:p>
     <w:p>
@@ -420,22 +335,7 @@
         <w:t>UK GDPR</w:t>
       </w:r>
       <w:r>
-        <w:t xml:space="preserve"> govern personal-data</w:t>
-      </w:r>
-    </w:p>
-    <w:p>
-      <w:r>
-        <w:t>processing. Lawful bases: contract necessity, legitimate interests</w:t>
-      </w:r>
-    </w:p>
-    <w:p>
-      <w:r>
-        <w:t>(with opt-out), consent (marketing / non-essential cookies), and</w:t>
-      </w:r>
-    </w:p>
-    <w:p>
-      <w:r>
-        <w:t>legal obligation.</w:t>
+        <w:t xml:space="preserve"> govern personal-data processing. Lawful bases: contract necessity, legitimate interests (with opt-out), consent (marketing / non-essential cookies), and legal obligation.</w:t>
       </w:r>
     </w:p>
     <w:p>
@@ -449,12 +349,7 @@
         <w:t>ePrivacy Directive (2002/58/EC)</w:t>
       </w:r>
       <w:r>
-        <w:t xml:space="preserve"> — non-essential cookies require</w:t>
-      </w:r>
-    </w:p>
-    <w:p>
-      <w:r>
-        <w:t>prior opt-in consent (see our Cookie Notice).</w:t>
+        <w:t xml:space="preserve"> — non-essential cookies require prior opt-in consent (see our Cookie Notice).</w:t>
       </w:r>
     </w:p>
     <w:p>
@@ -468,22 +363,7 @@
         <w:t>Consumer Rights Directive (2011/83/EU)</w:t>
       </w:r>
       <w:r>
-        <w:t xml:space="preserve"> — 14-day right of</w:t>
-      </w:r>
-    </w:p>
-    <w:p>
-      <w:r>
-        <w:t>withdrawal on distance sales of goods and most digital services.</w:t>
-      </w:r>
-    </w:p>
-    <w:p>
-      <w:r>
-        <w:t>Fully-performed digital content with prior consent may lose that</w:t>
-      </w:r>
-    </w:p>
-    <w:p>
-      <w:r>
-        <w:t>right.</w:t>
+        <w:t xml:space="preserve"> — 14-day right of withdrawal on distance sales of goods and most digital services. Fully-performed digital content with prior consent may lose that right.</w:t>
       </w:r>
     </w:p>
     <w:p>
@@ -497,17 +377,7 @@
         <w:t>Digital Services Act (Reg. 2022/2065)</w:t>
       </w:r>
       <w:r>
-        <w:t xml:space="preserve"> — community features</w:t>
-      </w:r>
-    </w:p>
-    <w:p>
-      <w:r>
-        <w:t>(posts, DMs, disputes) fall in scope. Single point of contact:</w:t>
-      </w:r>
-    </w:p>
-    <w:p>
-      <w:r>
-        <w:t>eu-contact@birthright.live.</w:t>
+        <w:t xml:space="preserve"> — community features (posts, DMs, disputes) fall in scope. Single point of contact: eu-contact@birthright.live.</w:t>
       </w:r>
     </w:p>
     <w:p>
@@ -521,12 +391,7 @@
         <w:t>Cross-border transfers</w:t>
       </w:r>
       <w:r>
-        <w:t xml:space="preserve"> — EU SCCs (2021/914) + UK IDTA with a</w:t>
-      </w:r>
-    </w:p>
-    <w:p>
-      <w:r>
-        <w:t>transfer-impact assessment per sub-processor.</w:t>
+        <w:t xml:space="preserve"> — EU SCCs (2021/914) + UK IDTA with a transfer-impact assessment per sub-processor.</w:t>
       </w:r>
     </w:p>
     <w:p>
@@ -540,12 +405,7 @@
         <w:t>DSAR window</w:t>
       </w:r>
       <w:r>
-        <w:t xml:space="preserve"> — 30 days (extendable to 90) at</w:t>
-      </w:r>
-    </w:p>
-    <w:p>
-      <w:r>
-        <w:t>privacy@birthright.live.</w:t>
+        <w:t xml:space="preserve"> — 30 days (extendable to 90) at privacy@birthright.live.</w:t>
       </w:r>
     </w:p>
     <w:p>
@@ -559,12 +419,7 @@
         <w:t>Supervisory authority</w:t>
       </w:r>
       <w:r>
-        <w:t xml:space="preserve"> — EU: your national DPA</w:t>
-      </w:r>
-    </w:p>
-    <w:p>
-      <w:r>
-        <w:t>(</w:t>
+        <w:t xml:space="preserve"> — EU: your national DPA (</w:t>
       </w:r>
       <w:hyperlink r:id="rId9">
         <w:r>
@@ -593,7 +448,7 @@
     </w:p>
     <w:sectPr>
       <w:pgSz w:w="12240" w:h="15840"/>
-      <w:pgMar w:top="1152" w:right="1296" w:bottom="1152" w:left="1296" w:header="720" w:footer="720" w:gutter="0"/>
+      <w:pgMar w:top="1440" w:right="1440" w:bottom="1440" w:left="1440" w:header="720" w:footer="720" w:gutter="0"/>
       <w:cols w:space="720"/>
       <w:docGrid w:linePitch="360"/>
     </w:sectPr>
@@ -964,6 +819,9 @@
     <w:name w:val="Normal"/>
     <w:qFormat/>
     <w:rsid w:val="00FC693F"/>
+    <w:pPr>
+      <w:spacing w:line="240" w:lineRule="auto" w:before="0" w:after="120"/>
+    </w:pPr>
     <w:rPr>
       <w:rFonts w:ascii="Calibri" w:hAnsi="Calibri"/>
       <w:sz w:val="22"/>

--- a/backend/legal_docs/15-refund-returns-policy.docx
+++ b/backend/legal_docs/15-refund-returns-policy.docx
@@ -105,7 +105,7 @@
           <w:i/>
           <w:color w:val="7C5316"/>
         </w:rPr>
-        <w:t>Executive Director: James Reagan · Contact: legal@birthright.live</w:t>
+        <w:t>Executive Director: Amanda Reagan · Contact: legal@birthright.live</w:t>
       </w:r>
     </w:p>
     <w:p>
